--- a/결과물_공통2_2과/출고_FurtherReading/혼공독해교재_공통영어2_YBM(박)_2과FurtherReading_02_지문분석지.docx
+++ b/결과물_공통2_2과/출고_FurtherReading/혼공독해교재_공통영어2_YBM(박)_2과FurtherReading_02_지문분석지.docx
@@ -2821,7 +2821,7 @@
               <w:sz w:val="16"/>
               <w:szCs w:val="16"/>
             </w:rPr>
-            <w:t xml:space="preserve">기후 변화가 계속되는 것을 고려할 때, 전문가들은 우리가 직면한 상황이 단순히 가끔 찾아오는 가뭄이 아니라 수십 년 동안 이어질 수 있는 심각한 가뭄이라고 경고한다.</w:t>
+            <w:t xml:space="preserve">기후 변화가 계속되는 것을 고려할 때, 전문가들은 우리가 직면한 상황이 단순하고 가끔 찾아오는 가뭄이 아니라 수십 년 동안 이어질 수 있는 심각한 가뭄이라고 경고한다.</w:t>
           </w:r>
         </w:p>
         <w:p>
